--- a/Kriptografija-i-Racunarska-Zastita/New folder/Praktični dio ispita 2023-01-27.docx
+++ b/Kriptografija-i-Racunarska-Zastita/New folder/Praktični dio ispita 2023-01-27.docx
@@ -1089,7 +1089,6 @@
         <w:rPr/>
       </w:pPr>
       <w:r>
-        <w:rPr/>
         <w:drawing>
           <wp:anchor behindDoc="0" distT="0" distB="0" distL="0" distR="0" simplePos="0" locked="0" layoutInCell="0" allowOverlap="1" relativeHeight="8">
             <wp:simplePos x="0" y="0"/>
@@ -1266,6 +1265,8 @@
       </w:pPr>
       <w:r>
         <w:rPr/>
+        <w:br/>
+        <w:t>Rješenje:</w:t>
       </w:r>
     </w:p>
     <w:p>
@@ -1315,6 +1316,64 @@
               </a:graphicData>
             </a:graphic>
           </wp:inline>
+        </w:drawing>
+      </w:r>
+    </w:p>
+    <w:p>
+      <w:pPr>
+        <w:pStyle w:val="Normal"/>
+        <w:widowControl/>
+        <w:bidi w:val="0"/>
+        <w:spacing w:lineRule="auto" w:line="276" w:before="0" w:after="160"/>
+        <w:jc w:val="left"/>
+        <w:rPr/>
+      </w:pPr>
+      <w:r>
+        <w:rPr/>
+        <w:drawing>
+          <wp:anchor behindDoc="0" distT="0" distB="0" distL="0" distR="0" simplePos="0" locked="0" layoutInCell="0" allowOverlap="1" relativeHeight="9">
+            <wp:simplePos x="0" y="0"/>
+            <wp:positionH relativeFrom="column">
+              <wp:align>center</wp:align>
+            </wp:positionH>
+            <wp:positionV relativeFrom="paragraph">
+              <wp:posOffset>635</wp:posOffset>
+            </wp:positionV>
+            <wp:extent cx="6261100" cy="4535805"/>
+            <wp:effectExtent l="0" t="0" r="0" b="0"/>
+            <wp:wrapSquare wrapText="largest"/>
+            <wp:docPr id="8" name="Image7" descr=""/>
+            <wp:cNvGraphicFramePr>
+              <a:graphicFrameLocks xmlns:a="http://schemas.openxmlformats.org/drawingml/2006/main" noChangeAspect="1"/>
+            </wp:cNvGraphicFramePr>
+            <a:graphic xmlns:a="http://schemas.openxmlformats.org/drawingml/2006/main">
+              <a:graphicData uri="http://schemas.openxmlformats.org/drawingml/2006/picture">
+                <pic:pic xmlns:pic="http://schemas.openxmlformats.org/drawingml/2006/picture">
+                  <pic:nvPicPr>
+                    <pic:cNvPr id="8" name="Image7" descr=""/>
+                    <pic:cNvPicPr>
+                      <a:picLocks noChangeAspect="1" noChangeArrowheads="1"/>
+                    </pic:cNvPicPr>
+                  </pic:nvPicPr>
+                  <pic:blipFill>
+                    <a:blip r:embed="rId9"/>
+                    <a:stretch>
+                      <a:fillRect/>
+                    </a:stretch>
+                  </pic:blipFill>
+                  <pic:spPr bwMode="auto">
+                    <a:xfrm>
+                      <a:off x="0" y="0"/>
+                      <a:ext cx="6261100" cy="4535805"/>
+                    </a:xfrm>
+                    <a:prstGeom prst="rect">
+                      <a:avLst/>
+                    </a:prstGeom>
+                  </pic:spPr>
+                </pic:pic>
+              </a:graphicData>
+            </a:graphic>
+          </wp:anchor>
         </w:drawing>
       </w:r>
     </w:p>
@@ -2009,6 +2068,7 @@
     <w:qFormat/>
     <w:pPr>
       <w:widowControl/>
+      <w:suppressAutoHyphens w:val="true"/>
       <w:bidi w:val="0"/>
       <w:spacing w:lineRule="auto" w:line="276" w:before="0" w:after="160"/>
       <w:jc w:val="left"/>
@@ -2594,12 +2654,13 @@
     <w:rsid w:val="00a0088f"/>
     <w:pPr>
       <w:widowControl/>
+      <w:suppressAutoHyphens w:val="true"/>
       <w:bidi w:val="0"/>
       <w:spacing w:lineRule="auto" w:line="240" w:before="0" w:after="0"/>
       <w:jc w:val="left"/>
     </w:pPr>
     <w:rPr>
-      <w:rFonts w:ascii="Arial" w:hAnsi="Arial" w:cs="Arial" w:eastAsia="Calibri"/>
+      <w:rFonts w:ascii="Arial" w:hAnsi="Arial" w:eastAsia="Calibri" w:cs="Arial"/>
       <w:color w:val="000000"/>
       <w:kern w:val="0"/>
       <w:sz w:val="24"/>
